--- a/astro-site/public/dl/guia-restaurante-peruano/guia-restaurante-peruano.docx
+++ b/astro-site/public/dl/guia-restaurante-peruano/guia-restaurante-peruano.docx
@@ -47,13 +47,9 @@
       </w:r>
     </w:p>
     <w:p>
-      <w:r>
-        <w:br w:type="page"/>
-      </w:r>
-    </w:p>
-    <w:p>
       <w:pPr>
         <w:pStyle w:val="Heading1"/>
+        <w:pageBreakBefore/>
       </w:pPr>
       <w:r>
         <w:t>1. Qué es un Restaurante Peruano Auténtico</w:t>
@@ -143,13 +139,9 @@
       </w:r>
     </w:p>
     <w:p>
-      <w:r>
-        <w:br w:type="page"/>
-      </w:r>
-    </w:p>
-    <w:p>
       <w:pPr>
         <w:pStyle w:val="Heading1"/>
+        <w:pageBreakBefore/>
       </w:pPr>
       <w:r>
         <w:t>2. El Mercado de la Cocina Peruana en España 2026</w:t>
@@ -234,13 +226,9 @@
       </w:r>
     </w:p>
     <w:p>
-      <w:r>
-        <w:br w:type="page"/>
-      </w:r>
-    </w:p>
-    <w:p>
       <w:pPr>
         <w:pStyle w:val="Heading1"/>
+        <w:pageBreakBefore/>
       </w:pPr>
       <w:r>
         <w:t>3. Modelos de Negocio: Cevichería, Criollo, Nikkei y Más</w:t>
@@ -343,13 +331,9 @@
       </w:r>
     </w:p>
     <w:p>
-      <w:r>
-        <w:br w:type="page"/>
-      </w:r>
-    </w:p>
-    <w:p>
       <w:pPr>
         <w:pStyle w:val="Heading1"/>
+        <w:pageBreakBefore/>
       </w:pPr>
       <w:r>
         <w:t>4. Estudio de Viabilidad y Plan Financiero</w:t>
@@ -498,13 +482,9 @@
       </w:r>
     </w:p>
     <w:p>
-      <w:r>
-        <w:br w:type="page"/>
-      </w:r>
-    </w:p>
-    <w:p>
       <w:pPr>
         <w:pStyle w:val="Heading1"/>
+        <w:pageBreakBefore/>
       </w:pPr>
       <w:r>
         <w:t>5. Requisitos Legales en España + Importación</w:t>
@@ -677,13 +657,9 @@
       </w:r>
     </w:p>
     <w:p>
-      <w:r>
-        <w:br w:type="page"/>
-      </w:r>
-    </w:p>
-    <w:p>
       <w:pPr>
         <w:pStyle w:val="Heading1"/>
+        <w:pageBreakBefore/>
       </w:pPr>
       <w:r>
         <w:t>6. APPCC y Seguridad Alimentaria para Cocina Peruana</w:t>
@@ -840,13 +816,9 @@
       </w:r>
     </w:p>
     <w:p>
-      <w:r>
-        <w:br w:type="page"/>
-      </w:r>
-    </w:p>
-    <w:p>
       <w:pPr>
         <w:pStyle w:val="Heading1"/>
+        <w:pageBreakBefore/>
       </w:pPr>
       <w:r>
         <w:t>7. Ubicación y Local</w:t>
@@ -947,13 +919,9 @@
       </w:r>
     </w:p>
     <w:p>
-      <w:r>
-        <w:br w:type="page"/>
-      </w:r>
-    </w:p>
-    <w:p>
       <w:pPr>
         <w:pStyle w:val="Heading1"/>
+        <w:pageBreakBefore/>
       </w:pPr>
       <w:r>
         <w:t>8. Diseño de Cocina Peruana Profesional</w:t>
@@ -1054,13 +1022,9 @@
       </w:r>
     </w:p>
     <w:p>
-      <w:r>
-        <w:br w:type="page"/>
-      </w:r>
-    </w:p>
-    <w:p>
       <w:pPr>
         <w:pStyle w:val="Heading1"/>
+        <w:pageBreakBefore/>
       </w:pPr>
       <w:r>
         <w:t>9. Equipamiento Específico de Cocina Peruana</w:t>
@@ -1225,13 +1189,9 @@
       </w:r>
     </w:p>
     <w:p>
-      <w:r>
-        <w:br w:type="page"/>
-      </w:r>
-    </w:p>
-    <w:p>
       <w:pPr>
         <w:pStyle w:val="Heading1"/>
+        <w:pageBreakBefore/>
       </w:pPr>
       <w:r>
         <w:t>10. Diseño de Sala y Decoración Peruana</w:t>
@@ -1372,13 +1332,9 @@
       </w:r>
     </w:p>
     <w:p>
-      <w:r>
-        <w:br w:type="page"/>
-      </w:r>
-    </w:p>
-    <w:p>
       <w:pPr>
         <w:pStyle w:val="Heading1"/>
+        <w:pageBreakBefore/>
       </w:pPr>
       <w:r>
         <w:t>11. Barra de Piscos (20-30 Referencias)</w:t>
@@ -1503,13 +1459,9 @@
       </w:r>
     </w:p>
     <w:p>
-      <w:r>
-        <w:br w:type="page"/>
-      </w:r>
-    </w:p>
-    <w:p>
       <w:pPr>
         <w:pStyle w:val="Heading1"/>
+        <w:pageBreakBefore/>
       </w:pPr>
       <w:r>
         <w:t>12. Brigada de Cocina (6-10 personas)</w:t>
@@ -1607,13 +1559,9 @@
       </w:r>
     </w:p>
     <w:p>
-      <w:r>
-        <w:br w:type="page"/>
-      </w:r>
-    </w:p>
-    <w:p>
       <w:pPr>
         <w:pStyle w:val="Heading1"/>
+        <w:pageBreakBefore/>
       </w:pPr>
       <w:r>
         <w:t>13. Equipo de Sala (6-8 personas)</w:t>
@@ -1738,13 +1686,9 @@
       </w:r>
     </w:p>
     <w:p>
-      <w:r>
-        <w:br w:type="page"/>
-      </w:r>
-    </w:p>
-    <w:p>
       <w:pPr>
         <w:pStyle w:val="Heading1"/>
+        <w:pageBreakBefore/>
       </w:pPr>
       <w:r>
         <w:t>14. Menú Engineering: Ceviches, Tiraditos, Causas, Lomo Saltado</w:t>
@@ -1869,13 +1813,9 @@
       </w:r>
     </w:p>
     <w:p>
-      <w:r>
-        <w:br w:type="page"/>
-      </w:r>
-    </w:p>
-    <w:p>
       <w:pPr>
         <w:pStyle w:val="Heading1"/>
+        <w:pageBreakBefore/>
       </w:pPr>
       <w:r>
         <w:t>15. Proveedores de Producto Peruano en España</w:t>
@@ -1984,13 +1924,9 @@
       </w:r>
     </w:p>
     <w:p>
-      <w:r>
-        <w:br w:type="page"/>
-      </w:r>
-    </w:p>
-    <w:p>
       <w:pPr>
         <w:pStyle w:val="Heading1"/>
+        <w:pageBreakBefore/>
       </w:pPr>
       <w:r>
         <w:t>16. 15 Recetas Base con Food Cost</w:t>
@@ -2491,13 +2427,9 @@
       </w:r>
     </w:p>
     <w:p>
-      <w:r>
-        <w:br w:type="page"/>
-      </w:r>
-    </w:p>
-    <w:p>
       <w:pPr>
         <w:pStyle w:val="Heading1"/>
+        <w:pageBreakBefore/>
       </w:pPr>
       <w:r>
         <w:t>17. Delivery Optimizado para Cocina Peruana</w:t>
@@ -2622,13 +2554,9 @@
       </w:r>
     </w:p>
     <w:p>
-      <w:r>
-        <w:br w:type="page"/>
-      </w:r>
-    </w:p>
-    <w:p>
       <w:pPr>
         <w:pStyle w:val="Heading1"/>
+        <w:pageBreakBefore/>
       </w:pPr>
       <w:r>
         <w:t>18. Marketing con Fiestas Patrias (28 de Julio) y Más</w:t>
@@ -2706,6 +2634,10 @@
     <w:p>
       <w:pPr>
         <w:pStyle w:val="ListNumber"/>
+        <w:numPr>
+          <w:ilvl w:val="0"/>
+          <w:numId w:val="10"/>
+        </w:numPr>
       </w:pPr>
       <w:r>
         <w:t>Instagram: contenido visual de ceviches, preparación de leche de tigre, cocktails de pisco. Reels &gt; fotos.</w:t>
@@ -2714,6 +2646,10 @@
     <w:p>
       <w:pPr>
         <w:pStyle w:val="ListNumber"/>
+        <w:numPr>
+          <w:ilvl w:val="0"/>
+          <w:numId w:val="10"/>
+        </w:numPr>
       </w:pPr>
       <w:r>
         <w:t>TikTok: vídeos del cevichero preparando ceviches, el wokero saltando chaufa, pisco sour perfecto. Potencial viral altísimo.</w:t>
@@ -2722,6 +2658,10 @@
     <w:p>
       <w:pPr>
         <w:pStyle w:val="ListNumber"/>
+        <w:numPr>
+          <w:ilvl w:val="0"/>
+          <w:numId w:val="10"/>
+        </w:numPr>
       </w:pPr>
       <w:r>
         <w:t>Google My Business: ficha completa con fotos profesionales, menú, reseñas.</w:t>
@@ -2730,6 +2670,10 @@
     <w:p>
       <w:pPr>
         <w:pStyle w:val="ListNumber"/>
+        <w:numPr>
+          <w:ilvl w:val="0"/>
+          <w:numId w:val="10"/>
+        </w:numPr>
       </w:pPr>
       <w:r>
         <w:t>TheFork / TripAdvisor: perfiles con fotos y respuesta a reseñas.</w:t>
@@ -2738,6 +2682,10 @@
     <w:p>
       <w:pPr>
         <w:pStyle w:val="ListNumber"/>
+        <w:numPr>
+          <w:ilvl w:val="0"/>
+          <w:numId w:val="10"/>
+        </w:numPr>
       </w:pPr>
       <w:r>
         <w:t>Web propia: menú, historia, reservas online, carta de piscos.</w:t>
@@ -2801,13 +2749,9 @@
       </w:r>
     </w:p>
     <w:p>
-      <w:r>
-        <w:br w:type="page"/>
-      </w:r>
-    </w:p>
-    <w:p>
       <w:pPr>
         <w:pStyle w:val="Heading1"/>
+        <w:pageBreakBefore/>
       </w:pPr>
       <w:r>
         <w:t>19. Tecnología para Restaurante Peruano</w:t>
@@ -2892,13 +2836,9 @@
       </w:r>
     </w:p>
     <w:p>
-      <w:r>
-        <w:br w:type="page"/>
-      </w:r>
-    </w:p>
-    <w:p>
       <w:pPr>
         <w:pStyle w:val="Heading1"/>
+        <w:pageBreakBefore/>
       </w:pPr>
       <w:r>
         <w:t>20. Plan de Acción: De la Idea a la Inauguración</w:t>
@@ -3007,7 +2947,7 @@
       </w:r>
     </w:p>
     <w:sectPr>
-      <w:pgSz w:w="12240" w:h="15840"/>
+      <w:pgSz w:w="11906" w:h="16838"/>
       <w:pgMar w:top="1440" w:right="1800" w:bottom="1440" w:left="1800" w:header="720" w:footer="720" w:gutter="0"/>
       <w:cols w:space="720"/>
       <w:docGrid w:linePitch="360"/>
@@ -3215,6 +3155,12 @@
   </w:num>
   <w:num w:numId="9">
     <w:abstractNumId w:val="0"/>
+  </w:num>
+  <w:num w:numId="10">
+    <w:abstractNumId w:val="7"/>
+    <w:lvlOverride w:ilvl="0">
+      <w:startOverride w:val="1"/>
+    </w:lvlOverride>
   </w:num>
 </w:numbering>
 </file>
